--- a/projects/valuepickr-open-screen/docs/OBSC Perfection.docx
+++ b/projects/valuepickr-open-screen/docs/OBSC Perfection.docx
@@ -234,7 +234,7 @@
           </w:tcPr>
           <w:p>
             <w:r>
-              <w:t xml:space="preserve">~12x TTM sales — rich</w:t>
+              <w:t xml:space="preserve">~69x P/E trailing (screener, Sep-2026), ~10x sales — rich</w:t>
             </w:r>
           </w:p>
         </w:tc>
@@ -259,7 +259,7 @@
         <w:spacing w:after="120" w:before="280"/>
       </w:pPr>
       <w:r>
-        <w:t xml:space="preserve">Ishmohit-Lens Checks (value chain · earnings quality · growth trajectory · management)</w:t>
+        <w:t xml:space="preserve">Deep-Dive: Primary Documents (Annual Reports, Quarterly Results, Exchange Filings)</w:t>
       </w:r>
     </w:p>
     <w:p>
@@ -274,7 +274,7 @@
           <w:sz w:val="18"/>
           <w:szCs w:val="18"/>
         </w:rPr>
-        <w:t xml:space="preserve">Extra checks drawn from @ishmohit1 / SOIC methodology (playbook/ishmohit-soic-style.md): where the company sits in its value chain and what the supply side is doing, whether a margin/PAT inflection is structural or a cyclical peak, the rate-of-change of growth vs. what the multiple demands, and management quality as a positive attribute.</w:t>
+        <w:t xml:space="preserve">Pass 1 — 2026-09-08. Built from the company's own filings (3 years of annual reports, ~4 quarters of results/concalls, and 6 months of BSE/NSE announcements), read via the web — a deeper layer than the forum-sentiment read below.</w:t>
       </w:r>
     </w:p>
     <w:p>
@@ -288,7 +288,1101 @@
           <w:sz w:val="20"/>
           <w:szCs w:val="20"/>
         </w:rPr>
-        <w:t xml:space="preserve">Value chain &amp; supply side:</w:t>
+        <w:t xml:space="preserve">Sources reviewed this pass:</w:t>
+      </w:r>
+    </w:p>
+    <w:p>
+      <w:pPr>
+        <w:pStyle w:val="ListParagraph"/>
+        <w:numPr>
+          <w:ilvl w:val="0"/>
+          <w:numId w:val="1"/>
+        </w:numPr>
+        <w:spacing w:after="60"/>
+      </w:pPr>
+      <w:r>
+        <w:t xml:space="preserve">screener.in OBSCP (5yr P&amp;L, ROCE/ROE, borrowings, cash flow, quarterly sequence, shareholding)</w:t>
+      </w:r>
+    </w:p>
+    <w:p>
+      <w:pPr>
+        <w:pStyle w:val="ListParagraph"/>
+        <w:numPr>
+          <w:ilvl w:val="0"/>
+          <w:numId w:val="1"/>
+        </w:numPr>
+        <w:spacing w:after="60"/>
+      </w:pPr>
+      <w:r>
+        <w:t xml:space="preserve">Q1FY27 results coverage (tradebrains, trendlyne) - consol rev Rs 78.7 Cr (+84.5% YoY), PAT Rs 9.47 Cr (+87.9% YoY)</w:t>
+      </w:r>
+    </w:p>
+    <w:p>
+      <w:pPr>
+        <w:pStyle w:val="ListParagraph"/>
+        <w:numPr>
+          <w:ilvl w:val="0"/>
+          <w:numId w:val="1"/>
+        </w:numPr>
+        <w:spacing w:after="60"/>
+      </w:pPr>
+      <w:r>
+        <w:t xml:space="preserve">FY26 annual results (scanx, goodreturns) - rev Rs 219.5 Cr (+53.8%), PAT Rs 27 Cr (+61.2%)</w:t>
+      </w:r>
+    </w:p>
+    <w:p>
+      <w:pPr>
+        <w:pStyle w:val="ListParagraph"/>
+        <w:numPr>
+          <w:ilvl w:val="0"/>
+          <w:numId w:val="1"/>
+        </w:numPr>
+        <w:spacing w:after="60"/>
+      </w:pPr>
+      <w:r>
+        <w:t xml:space="preserve">NSE investor release Nov-2025</w:t>
+      </w:r>
+    </w:p>
+    <w:p>
+      <w:pPr>
+        <w:pStyle w:val="ListParagraph"/>
+        <w:numPr>
+          <w:ilvl w:val="0"/>
+          <w:numId w:val="1"/>
+        </w:numPr>
+        <w:spacing w:after="60"/>
+      </w:pPr>
+      <w:r>
+        <w:t xml:space="preserve">existing ValuePickr thread (34 posts, plant visits, employee-cost debate)</w:t>
+      </w:r>
+    </w:p>
+    <w:p>
+      <w:pPr>
+        <w:spacing w:after="120"/>
+      </w:pPr>
+      <w:r>
+        <w:rPr>
+          <w:b/>
+          <w:bCs/>
+          <w:sz w:val="20"/>
+          <w:szCs w:val="20"/>
+        </w:rPr>
+        <w:t xml:space="preserve">Annual-report findings (3-year view):</w:t>
+      </w:r>
+    </w:p>
+    <w:p>
+      <w:pPr>
+        <w:pStyle w:val="ListParagraph"/>
+        <w:numPr>
+          <w:ilvl w:val="0"/>
+          <w:numId w:val="1"/>
+        </w:numPr>
+        <w:spacing w:after="60"/>
+      </w:pPr>
+      <w:r>
+        <w:t xml:space="preserve">Revenue scaled Rs 56 Cr FY22 -&gt; Rs 220 Cr FY26 (~41% CAGR); FY26 +54% - genuine top-line acceleration</w:t>
+      </w:r>
+    </w:p>
+    <w:p>
+      <w:pPr>
+        <w:pStyle w:val="ListParagraph"/>
+        <w:numPr>
+          <w:ilvl w:val="0"/>
+          <w:numId w:val="1"/>
+        </w:numPr>
+        <w:spacing w:after="60"/>
+      </w:pPr>
+      <w:r>
+        <w:t xml:space="preserve">OPM has held ~18% for three straight years (FY24-FY26) through the scale-up - the margin has not faded post-IPO, which was the central bear worry</w:t>
+      </w:r>
+    </w:p>
+    <w:p>
+      <w:pPr>
+        <w:pStyle w:val="ListParagraph"/>
+        <w:numPr>
+          <w:ilvl w:val="0"/>
+          <w:numId w:val="1"/>
+        </w:numPr>
+        <w:spacing w:after="60"/>
+      </w:pPr>
+      <w:r>
+        <w:t xml:space="preserve">ROCE ~19.5% and ROE ~20% FY26 (5yr ROE 25%) - strong capital efficiency for the size</w:t>
+      </w:r>
+    </w:p>
+    <w:p>
+      <w:pPr>
+        <w:pStyle w:val="ListParagraph"/>
+        <w:numPr>
+          <w:ilvl w:val="0"/>
+          <w:numId w:val="1"/>
+        </w:numPr>
+        <w:spacing w:after="60"/>
+      </w:pPr>
+      <w:r>
+        <w:t xml:space="preserve">Capex ramp is very heavy: FY26 capex Rs 76 Cr vs CFO -Rs 2 Cr =&gt; FCF ~ -Rs 79 Cr; FY25 FCF -Rs 24 Cr. Two consecutive years of large negative FCF funding forging + Sanand + integrated facility</w:t>
+      </w:r>
+    </w:p>
+    <w:p>
+      <w:pPr>
+        <w:pStyle w:val="ListParagraph"/>
+        <w:numPr>
+          <w:ilvl w:val="0"/>
+          <w:numId w:val="1"/>
+        </w:numPr>
+        <w:spacing w:after="60"/>
+      </w:pPr>
+      <w:r>
+        <w:t xml:space="preserve">Borrowings up Rs 19 Cr (FY22) -&gt; Rs 69 Cr (FY26); D/E still modest (~0.2-0.3x) but rising with the order book and working capital</w:t>
+      </w:r>
+    </w:p>
+    <w:p>
+      <w:pPr>
+        <w:pStyle w:val="ListParagraph"/>
+        <w:numPr>
+          <w:ilvl w:val="0"/>
+          <w:numId w:val="1"/>
+        </w:numPr>
+        <w:spacing w:after="60"/>
+      </w:pPr>
+      <w:r>
+        <w:t xml:space="preserve">Promoter holding 69.8%, stable; no disclosed pledge</w:t>
+      </w:r>
+    </w:p>
+    <w:p>
+      <w:pPr>
+        <w:pStyle w:val="ListParagraph"/>
+        <w:numPr>
+          <w:ilvl w:val="0"/>
+          <w:numId w:val="1"/>
+        </w:numPr>
+        <w:spacing w:after="60"/>
+      </w:pPr>
+      <w:r>
+        <w:t xml:space="preserve">Employee cost as a % of sales remains structurally below precision-engineering peers (Sansera/RACL) - the thread's outsourced-job-work question is not resolved by the FY26 filing</w:t>
+      </w:r>
+    </w:p>
+    <w:p>
+      <w:pPr>
+        <w:spacing w:after="120"/>
+      </w:pPr>
+      <w:r>
+        <w:rPr>
+          <w:b/>
+          <w:bCs/>
+          <w:sz w:val="20"/>
+          <w:szCs w:val="20"/>
+        </w:rPr>
+        <w:t xml:space="preserve">Quarterly trend (last ~4 quarters + concall commentary):</w:t>
+      </w:r>
+    </w:p>
+    <w:p>
+      <w:pPr>
+        <w:pStyle w:val="ListParagraph"/>
+        <w:numPr>
+          <w:ilvl w:val="0"/>
+          <w:numId w:val="1"/>
+        </w:numPr>
+        <w:spacing w:after="60"/>
+      </w:pPr>
+      <w:r>
+        <w:t xml:space="preserve">Sales oldest-&gt;newest (Rs Cr): 34.8 (Dec24), 40.3 (Mar25), 41.9 (Jun25), 46.8 (Sep25), 59.4 (Dec25), 71.5 (Mar26), 77.3 (Jun26) - steep, steady sequential ramp</w:t>
+      </w:r>
+    </w:p>
+    <w:p>
+      <w:pPr>
+        <w:pStyle w:val="ListParagraph"/>
+        <w:numPr>
+          <w:ilvl w:val="0"/>
+          <w:numId w:val="1"/>
+        </w:numPr>
+        <w:spacing w:after="60"/>
+      </w:pPr>
+      <w:r>
+        <w:t xml:space="preserve">OPM by quarter: 20.1%, 15.8%, 17.9%, 18.1%, 19.3%, 17.1%, 17.9% - broadly stable in a 16-20% band</w:t>
+      </w:r>
+    </w:p>
+    <w:p>
+      <w:pPr>
+        <w:pStyle w:val="ListParagraph"/>
+        <w:numPr>
+          <w:ilvl w:val="0"/>
+          <w:numId w:val="1"/>
+        </w:numPr>
+        <w:spacing w:after="60"/>
+      </w:pPr>
+      <w:r>
+        <w:t xml:space="preserve">PAT oldest-&gt;newest (Rs Cr): 4.4, 5.1, 5.0, 5.5, 7.9, 8.7, 9.5</w:t>
+      </w:r>
+    </w:p>
+    <w:p>
+      <w:pPr>
+        <w:pStyle w:val="ListParagraph"/>
+        <w:numPr>
+          <w:ilvl w:val="0"/>
+          <w:numId w:val="1"/>
+        </w:numPr>
+        <w:spacing w:after="60"/>
+      </w:pPr>
+      <w:r>
+        <w:t xml:space="preserve">Q1FY27 YoY: revenue +84.5%, PAT +87.9% - acceleration, not deceleration</w:t>
+      </w:r>
+    </w:p>
+    <w:p>
+      <w:pPr>
+        <w:spacing w:after="120"/>
+      </w:pPr>
+      <w:r>
+        <w:rPr>
+          <w:b/>
+          <w:bCs/>
+          <w:sz w:val="20"/>
+          <w:szCs w:val="20"/>
+        </w:rPr>
+        <w:t xml:space="preserve">Exchange announcements (last 6 months):</w:t>
+      </w:r>
+    </w:p>
+    <w:p>
+      <w:pPr>
+        <w:pStyle w:val="ListParagraph"/>
+        <w:numPr>
+          <w:ilvl w:val="0"/>
+          <w:numId w:val="1"/>
+        </w:numPr>
+        <w:spacing w:after="60"/>
+      </w:pPr>
+      <w:r>
+        <w:t xml:space="preserve">Order book maintained at Rs 1,200 Cr+ (~5.5x FY26 revenue), mix skewing to defence/marine</w:t>
+      </w:r>
+    </w:p>
+    <w:p>
+      <w:pPr>
+        <w:pStyle w:val="ListParagraph"/>
+        <w:numPr>
+          <w:ilvl w:val="0"/>
+          <w:numId w:val="1"/>
+        </w:numPr>
+        <w:spacing w:after="60"/>
+      </w:pPr>
+      <w:r>
+        <w:t xml:space="preserve">~Rs 10.6 Cr export order from a French firm (defence/marine adjacency)</w:t>
+      </w:r>
+    </w:p>
+    <w:p>
+      <w:pPr>
+        <w:pStyle w:val="ListParagraph"/>
+        <w:numPr>
+          <w:ilvl w:val="0"/>
+          <w:numId w:val="1"/>
+        </w:numPr>
+        <w:spacing w:after="60"/>
+      </w:pPr>
+      <w:r>
+        <w:t xml:space="preserve">Sanand machining unit - incremental ~Rs 49 Cr/yr revenue from Q4 FY27; Maharashtra integrated facility land acquired</w:t>
+      </w:r>
+    </w:p>
+    <w:p>
+      <w:pPr>
+        <w:pStyle w:val="ListParagraph"/>
+        <w:numPr>
+          <w:ilvl w:val="0"/>
+          <w:numId w:val="1"/>
+        </w:numPr>
+        <w:spacing w:after="60"/>
+      </w:pPr>
+      <w:r>
+        <w:t xml:space="preserve">First in-house forging plant (hot + cold), Pune - capability addition with orders in hand</w:t>
+      </w:r>
+    </w:p>
+    <w:p>
+      <w:pPr>
+        <w:spacing w:after="120"/>
+      </w:pPr>
+      <w:r>
+        <w:rPr>
+          <w:b/>
+          <w:bCs/>
+          <w:sz w:val="20"/>
+          <w:szCs w:val="20"/>
+        </w:rPr>
+        <w:t xml:space="preserve">Key new facts vs. the prior write-up:</w:t>
+      </w:r>
+    </w:p>
+    <w:p>
+      <w:pPr>
+        <w:pStyle w:val="ListParagraph"/>
+        <w:numPr>
+          <w:ilvl w:val="0"/>
+          <w:numId w:val="1"/>
+        </w:numPr>
+        <w:spacing w:after="60"/>
+      </w:pPr>
+      <w:r>
+        <w:t xml:space="preserve">Margins held ~18% across the entire FY24-FY26 scale-up and into Q1FY27 - the main bear thesis (post-IPO margin fade) has not played out over 2+ years</w:t>
+      </w:r>
+    </w:p>
+    <w:p>
+      <w:pPr>
+        <w:pStyle w:val="ListParagraph"/>
+        <w:numPr>
+          <w:ilvl w:val="0"/>
+          <w:numId w:val="1"/>
+        </w:numPr>
+        <w:spacing w:after="60"/>
+      </w:pPr>
+      <w:r>
+        <w:t xml:space="preserve">FCF has been deeply negative two years running (-Rs 24 Cr, -Rs 79 Cr); the growth is real but entirely capex/working-capital-funded</w:t>
+      </w:r>
+    </w:p>
+    <w:p>
+      <w:pPr>
+        <w:pStyle w:val="ListParagraph"/>
+        <w:numPr>
+          <w:ilvl w:val="0"/>
+          <w:numId w:val="1"/>
+        </w:numPr>
+        <w:spacing w:after="60"/>
+      </w:pPr>
+      <w:r>
+        <w:t xml:space="preserve">P/E ~69x (screener, Sep-2026); mcap ~Rs 2,180 Cr - still discounting flawless execution</w:t>
+      </w:r>
+    </w:p>
+    <w:p>
+      <w:pPr>
+        <w:pStyle w:val="ListParagraph"/>
+        <w:numPr>
+          <w:ilvl w:val="0"/>
+          <w:numId w:val="1"/>
+        </w:numPr>
+        <w:spacing w:after="60"/>
+      </w:pPr>
+      <w:r>
+        <w:t xml:space="preserve">The employee-cost / in-house-machining-vs-job-work question is still open after another full year of filings</w:t>
+      </w:r>
+    </w:p>
+    <w:p>
+      <w:pPr>
+        <w:spacing w:after="120"/>
+      </w:pPr>
+      <w:r>
+        <w:rPr>
+          <w:b/>
+          <w:bCs/>
+          <w:sz w:val="20"/>
+          <w:szCs w:val="20"/>
+        </w:rPr>
+        <w:t xml:space="preserve">Open questions / what to watch:</w:t>
+      </w:r>
+    </w:p>
+    <w:p>
+      <w:pPr>
+        <w:pStyle w:val="ListParagraph"/>
+        <w:numPr>
+          <w:ilvl w:val="0"/>
+          <w:numId w:val="1"/>
+        </w:numPr>
+        <w:spacing w:after="60"/>
+      </w:pPr>
+      <w:r>
+        <w:t xml:space="preserve">Is the reported ~18% OPM genuine value-add machining, or is finishing/assembly on outsourced job-work flattering the employee-cost line?</w:t>
+      </w:r>
+    </w:p>
+    <w:p>
+      <w:pPr>
+        <w:pStyle w:val="ListParagraph"/>
+        <w:numPr>
+          <w:ilvl w:val="0"/>
+          <w:numId w:val="1"/>
+        </w:numPr>
+        <w:spacing w:after="60"/>
+      </w:pPr>
+      <w:r>
+        <w:t xml:space="preserve">When does FCF inflect - the integrated facility + Sanand capex still ahead, so possibly not before FY28</w:t>
+      </w:r>
+    </w:p>
+    <w:p>
+      <w:pPr>
+        <w:pStyle w:val="ListParagraph"/>
+        <w:numPr>
+          <w:ilvl w:val="0"/>
+          <w:numId w:val="1"/>
+        </w:numPr>
+        <w:spacing w:after="60"/>
+      </w:pPr>
+      <w:r>
+        <w:t xml:space="preserve">Can defence/marine qualification cycles actually lift the mix to the stated ~50% in 3-5 years, and hold blended OPM there?</w:t>
+      </w:r>
+    </w:p>
+    <w:p>
+      <w:pPr>
+        <w:pStyle w:val="ListParagraph"/>
+        <w:numPr>
+          <w:ilvl w:val="0"/>
+          <w:numId w:val="1"/>
+        </w:numPr>
+        <w:spacing w:after="60"/>
+      </w:pPr>
+      <w:r>
+        <w:t xml:space="preserve">Only one concall a year - disclosure cadence is thin for a name at this multiple</w:t>
+      </w:r>
+    </w:p>
+    <w:p>
+      <w:pPr>
+        <w:spacing w:after="120" w:before="120"/>
+      </w:pPr>
+      <w:r>
+        <w:rPr>
+          <w:b/>
+          <w:bCs/>
+          <w:sz w:val="20"/>
+          <w:szCs w:val="20"/>
+        </w:rPr>
+        <w:t xml:space="preserve">Conviction impact: </w:t>
+      </w:r>
+      <w:r>
+        <w:rPr>
+          <w:sz w:val="20"/>
+          <w:szCs w:val="20"/>
+        </w:rPr>
+        <w:t xml:space="preserve">Medium -&gt; Medium. Two more years of held ~18% margins and accelerating growth (Q1FY27 rev +85%) materially answer the margin-fade bear case; but deeply negative FCF, a ~69x multiple, the unresolved job-work question and no trusted-roster engagement (only an informational X tip) keep it from an upgrade.</w:t>
+      </w:r>
+    </w:p>
+    <w:p>
+      <w:pPr>
+        <w:pStyle w:val="Heading1"/>
+        <w:spacing w:after="120" w:before="280"/>
+      </w:pPr>
+      <w:r>
+        <w:t xml:space="preserve">Guidance &amp; Expectation Gap</w:t>
+      </w:r>
+    </w:p>
+    <w:p>
+      <w:pPr>
+        <w:spacing w:after="120"/>
+      </w:pPr>
+      <w:r>
+        <w:rPr>
+          <w:i/>
+          <w:iCs/>
+          <w:color w:val="666666"/>
+          <w:sz w:val="18"/>
+          <w:szCs w:val="18"/>
+        </w:rPr>
+        <w:t xml:space="preserve">Management guidance decoded into commitments, graded on the expectation → action → operational → commercial → financial ladder, then compared to what the current price appears to assume. Method: playbook/guidance-and-expectation-gap.md.</w:t>
+      </w:r>
+    </w:p>
+    <w:p>
+      <w:pPr>
+        <w:spacing w:after="120"/>
+      </w:pPr>
+      <w:r>
+        <w:rPr>
+          <w:b/>
+          <w:bCs/>
+          <w:sz w:val="20"/>
+          <w:szCs w:val="20"/>
+        </w:rPr>
+        <w:t xml:space="preserve">Commitment ladder (most-proven first):</w:t>
+      </w:r>
+    </w:p>
+    <w:tbl>
+      <w:tblPr>
+        <w:tblW w:type="dxa" w:w="9000"/>
+        <w:tblBorders>
+          <w:top w:val="single" w:color="auto" w:sz="4"/>
+          <w:left w:val="single" w:color="auto" w:sz="4"/>
+          <w:bottom w:val="single" w:color="auto" w:sz="4"/>
+          <w:right w:val="single" w:color="auto" w:sz="4"/>
+          <w:insideH w:val="single" w:color="auto" w:sz="4"/>
+          <w:insideV w:val="single" w:color="auto" w:sz="4"/>
+        </w:tblBorders>
+      </w:tblPr>
+      <w:tblGrid>
+        <w:gridCol w:w="1100"/>
+        <w:gridCol w:w="2600"/>
+        <w:gridCol w:w="2400"/>
+        <w:gridCol w:w="900"/>
+        <w:gridCol w:w="1200"/>
+        <w:gridCol w:w="800"/>
+      </w:tblGrid>
+      <w:tr>
+        <w:trPr>
+          <w:tblHeader/>
+        </w:trPr>
+        <w:tc>
+          <w:tcPr>
+            <w:tcW w:type="dxa" w:w="1100"/>
+            <w:shd w:fill="F2F2F2" w:val="clear"/>
+          </w:tcPr>
+          <w:p>
+            <w:r>
+              <w:rPr>
+                <w:b/>
+                <w:bCs/>
+                <w:sz w:val="18"/>
+                <w:szCs w:val="18"/>
+              </w:rPr>
+              <w:t xml:space="preserve">Area</w:t>
+            </w:r>
+          </w:p>
+        </w:tc>
+        <w:tc>
+          <w:tcPr>
+            <w:tcW w:type="dxa" w:w="2600"/>
+            <w:shd w:fill="F2F2F2" w:val="clear"/>
+          </w:tcPr>
+          <w:p>
+            <w:r>
+              <w:rPr>
+                <w:b/>
+                <w:bCs/>
+                <w:sz w:val="18"/>
+                <w:szCs w:val="18"/>
+              </w:rPr>
+              <w:t xml:space="preserve">Commitment</w:t>
+            </w:r>
+          </w:p>
+        </w:tc>
+        <w:tc>
+          <w:tcPr>
+            <w:tcW w:type="dxa" w:w="2400"/>
+            <w:shd w:fill="F2F2F2" w:val="clear"/>
+          </w:tcPr>
+          <w:p>
+            <w:r>
+              <w:rPr>
+                <w:b/>
+                <w:bCs/>
+                <w:sz w:val="18"/>
+                <w:szCs w:val="18"/>
+              </w:rPr>
+              <w:t xml:space="preserve">Specifics</w:t>
+            </w:r>
+          </w:p>
+        </w:tc>
+        <w:tc>
+          <w:tcPr>
+            <w:tcW w:type="dxa" w:w="900"/>
+            <w:shd w:fill="F2F2F2" w:val="clear"/>
+          </w:tcPr>
+          <w:p>
+            <w:r>
+              <w:rPr>
+                <w:b/>
+                <w:bCs/>
+                <w:sz w:val="18"/>
+                <w:szCs w:val="18"/>
+              </w:rPr>
+              <w:t xml:space="preserve">By when</w:t>
+            </w:r>
+          </w:p>
+        </w:tc>
+        <w:tc>
+          <w:tcPr>
+            <w:tcW w:type="dxa" w:w="1200"/>
+            <w:shd w:fill="F2F2F2" w:val="clear"/>
+          </w:tcPr>
+          <w:p>
+            <w:r>
+              <w:rPr>
+                <w:b/>
+                <w:bCs/>
+                <w:sz w:val="18"/>
+                <w:szCs w:val="18"/>
+              </w:rPr>
+              <w:t xml:space="preserve">Stage</w:t>
+            </w:r>
+          </w:p>
+        </w:tc>
+        <w:tc>
+          <w:tcPr>
+            <w:tcW w:type="dxa" w:w="800"/>
+            <w:shd w:fill="F2F2F2" w:val="clear"/>
+          </w:tcPr>
+          <w:p>
+            <w:r>
+              <w:rPr>
+                <w:b/>
+                <w:bCs/>
+                <w:sz w:val="18"/>
+                <w:szCs w:val="18"/>
+              </w:rPr>
+              <w:t xml:space="preserve">Thesis-critical</w:t>
+            </w:r>
+          </w:p>
+        </w:tc>
+      </w:tr>
+      <w:tr>
+        <w:tc>
+          <w:tcPr>
+            <w:tcW w:type="dxa" w:w="1100"/>
+          </w:tcPr>
+          <w:p>
+            <w:r>
+              <w:rPr>
+                <w:b w:val="false"/>
+                <w:bCs w:val="false"/>
+                <w:sz w:val="18"/>
+                <w:szCs w:val="18"/>
+              </w:rPr>
+              <w:t xml:space="preserve">orders</w:t>
+            </w:r>
+          </w:p>
+        </w:tc>
+        <w:tc>
+          <w:tcPr>
+            <w:tcW w:type="dxa" w:w="2600"/>
+          </w:tcPr>
+          <w:p>
+            <w:r>
+              <w:rPr>
+                <w:b w:val="false"/>
+                <w:bCs w:val="false"/>
+                <w:sz w:val="18"/>
+                <w:szCs w:val="18"/>
+              </w:rPr>
+              <w:t xml:space="preserve">Execute the ~Rs 1,200 Cr order book, weighted to defence/marine</w:t>
+            </w:r>
+          </w:p>
+        </w:tc>
+        <w:tc>
+          <w:tcPr>
+            <w:tcW w:type="dxa" w:w="2400"/>
+          </w:tcPr>
+          <w:p>
+            <w:r>
+              <w:rPr>
+                <w:b w:val="false"/>
+                <w:bCs w:val="false"/>
+                <w:sz w:val="18"/>
+                <w:szCs w:val="18"/>
+              </w:rPr>
+              <w:t xml:space="preserve">~5.5x FY26 revenue; mostly nominated auto + defence/marine</w:t>
+            </w:r>
+          </w:p>
+        </w:tc>
+        <w:tc>
+          <w:tcPr>
+            <w:tcW w:type="dxa" w:w="900"/>
+          </w:tcPr>
+          <w:p>
+            <w:r>
+              <w:rPr>
+                <w:b w:val="false"/>
+                <w:bCs w:val="false"/>
+                <w:sz w:val="18"/>
+                <w:szCs w:val="18"/>
+              </w:rPr>
+              <w:t xml:space="preserve">beyond</w:t>
+            </w:r>
+          </w:p>
+        </w:tc>
+        <w:tc>
+          <w:tcPr>
+            <w:tcW w:type="dxa" w:w="1200"/>
+          </w:tcPr>
+          <w:p>
+            <w:r>
+              <w:rPr>
+                <w:b w:val="false"/>
+                <w:bCs w:val="false"/>
+                <w:sz w:val="18"/>
+                <w:szCs w:val="18"/>
+              </w:rPr>
+              <w:t xml:space="preserve">commercial</w:t>
+            </w:r>
+          </w:p>
+        </w:tc>
+        <w:tc>
+          <w:tcPr>
+            <w:tcW w:type="dxa" w:w="800"/>
+          </w:tcPr>
+          <w:p>
+            <w:r>
+              <w:rPr>
+                <w:b w:val="false"/>
+                <w:bCs w:val="false"/>
+                <w:sz w:val="18"/>
+                <w:szCs w:val="18"/>
+              </w:rPr>
+              <w:t xml:space="preserve">yes</w:t>
+            </w:r>
+          </w:p>
+        </w:tc>
+      </w:tr>
+      <w:tr>
+        <w:tc>
+          <w:tcPr>
+            <w:tcW w:type="dxa" w:w="1100"/>
+          </w:tcPr>
+          <w:p>
+            <w:r>
+              <w:rPr>
+                <w:b w:val="false"/>
+                <w:bCs w:val="false"/>
+                <w:sz w:val="18"/>
+                <w:szCs w:val="18"/>
+              </w:rPr>
+              <w:t xml:space="preserve">capacity</w:t>
+            </w:r>
+          </w:p>
+        </w:tc>
+        <w:tc>
+          <w:tcPr>
+            <w:tcW w:type="dxa" w:w="2600"/>
+          </w:tcPr>
+          <w:p>
+            <w:r>
+              <w:rPr>
+                <w:b w:val="false"/>
+                <w:bCs w:val="false"/>
+                <w:sz w:val="18"/>
+                <w:szCs w:val="18"/>
+              </w:rPr>
+              <w:t xml:space="preserve">Sanand machining unit + Maharashtra integrated facility</w:t>
+            </w:r>
+          </w:p>
+        </w:tc>
+        <w:tc>
+          <w:tcPr>
+            <w:tcW w:type="dxa" w:w="2400"/>
+          </w:tcPr>
+          <w:p>
+            <w:r>
+              <w:rPr>
+                <w:b w:val="false"/>
+                <w:bCs w:val="false"/>
+                <w:sz w:val="18"/>
+                <w:szCs w:val="18"/>
+              </w:rPr>
+              <w:t xml:space="preserve">Sanand ~Rs 49 Cr/yr incremental revenue from Q4 FY27; land acquired for integrated plant</w:t>
+            </w:r>
+          </w:p>
+        </w:tc>
+        <w:tc>
+          <w:tcPr>
+            <w:tcW w:type="dxa" w:w="900"/>
+          </w:tcPr>
+          <w:p>
+            <w:r>
+              <w:rPr>
+                <w:b w:val="false"/>
+                <w:bCs w:val="false"/>
+                <w:sz w:val="18"/>
+                <w:szCs w:val="18"/>
+              </w:rPr>
+              <w:t xml:space="preserve">FY27</w:t>
+            </w:r>
+          </w:p>
+        </w:tc>
+        <w:tc>
+          <w:tcPr>
+            <w:tcW w:type="dxa" w:w="1200"/>
+          </w:tcPr>
+          <w:p>
+            <w:r>
+              <w:rPr>
+                <w:b w:val="false"/>
+                <w:bCs w:val="false"/>
+                <w:sz w:val="18"/>
+                <w:szCs w:val="18"/>
+              </w:rPr>
+              <w:t xml:space="preserve">operational</w:t>
+            </w:r>
+          </w:p>
+        </w:tc>
+        <w:tc>
+          <w:tcPr>
+            <w:tcW w:type="dxa" w:w="800"/>
+          </w:tcPr>
+          <w:p>
+            <w:r>
+              <w:rPr>
+                <w:b w:val="false"/>
+                <w:bCs w:val="false"/>
+                <w:sz w:val="18"/>
+                <w:szCs w:val="18"/>
+              </w:rPr>
+              <w:t xml:space="preserve">yes</w:t>
+            </w:r>
+          </w:p>
+        </w:tc>
+      </w:tr>
+      <w:tr>
+        <w:tc>
+          <w:tcPr>
+            <w:tcW w:type="dxa" w:w="1100"/>
+          </w:tcPr>
+          <w:p>
+            <w:r>
+              <w:rPr>
+                <w:b w:val="false"/>
+                <w:bCs w:val="false"/>
+                <w:sz w:val="18"/>
+                <w:szCs w:val="18"/>
+              </w:rPr>
+              <w:t xml:space="preserve">margin</w:t>
+            </w:r>
+          </w:p>
+        </w:tc>
+        <w:tc>
+          <w:tcPr>
+            <w:tcW w:type="dxa" w:w="2600"/>
+          </w:tcPr>
+          <w:p>
+            <w:r>
+              <w:rPr>
+                <w:b w:val="false"/>
+                <w:bCs w:val="false"/>
+                <w:sz w:val="18"/>
+                <w:szCs w:val="18"/>
+              </w:rPr>
+              <w:t xml:space="preserve">Lift defence/marine to ~50% of revenue to hold/expand blended OPM ~18%</w:t>
+            </w:r>
+          </w:p>
+        </w:tc>
+        <w:tc>
+          <w:tcPr>
+            <w:tcW w:type="dxa" w:w="2400"/>
+          </w:tcPr>
+          <w:p>
+            <w:r>
+              <w:rPr>
+                <w:b w:val="false"/>
+                <w:bCs w:val="false"/>
+                <w:sz w:val="18"/>
+                <w:szCs w:val="18"/>
+              </w:rPr>
+              <w:t xml:space="preserve">auto parts 10-15% OPM; marine/defence pull blended to ~18%</w:t>
+            </w:r>
+          </w:p>
+        </w:tc>
+        <w:tc>
+          <w:tcPr>
+            <w:tcW w:type="dxa" w:w="900"/>
+          </w:tcPr>
+          <w:p>
+            <w:r>
+              <w:rPr>
+                <w:b w:val="false"/>
+                <w:bCs w:val="false"/>
+                <w:sz w:val="18"/>
+                <w:szCs w:val="18"/>
+              </w:rPr>
+              <w:t xml:space="preserve">beyond</w:t>
+            </w:r>
+          </w:p>
+        </w:tc>
+        <w:tc>
+          <w:tcPr>
+            <w:tcW w:type="dxa" w:w="1200"/>
+          </w:tcPr>
+          <w:p>
+            <w:r>
+              <w:rPr>
+                <w:b w:val="false"/>
+                <w:bCs w:val="false"/>
+                <w:sz w:val="18"/>
+                <w:szCs w:val="18"/>
+              </w:rPr>
+              <w:t xml:space="preserve">expectation</w:t>
+            </w:r>
+          </w:p>
+        </w:tc>
+        <w:tc>
+          <w:tcPr>
+            <w:tcW w:type="dxa" w:w="800"/>
+          </w:tcPr>
+          <w:p>
+            <w:r>
+              <w:rPr>
+                <w:b w:val="false"/>
+                <w:bCs w:val="false"/>
+                <w:sz w:val="18"/>
+                <w:szCs w:val="18"/>
+              </w:rPr>
+              <w:t xml:space="preserve">yes</w:t>
+            </w:r>
+          </w:p>
+        </w:tc>
+      </w:tr>
+    </w:tbl>
+    <w:p>
+      <w:pPr>
+        <w:spacing w:after="60" w:before="120"/>
+      </w:pPr>
+      <w:r>
+        <w:rPr>
+          <w:b/>
+          <w:bCs/>
+          <w:sz w:val="20"/>
+          <w:szCs w:val="20"/>
+        </w:rPr>
+        <w:t xml:space="preserve">Earnings chain: </w:t>
+      </w:r>
+      <w:r>
+        <w:rPr>
+          <w:b w:val="false"/>
+          <w:bCs w:val="false"/>
+          <w:sz w:val="20"/>
+          <w:szCs w:val="20"/>
+        </w:rPr>
+        <w:t xml:space="preserve">order book (~Rs 1,200 Cr)</w:t>
+      </w:r>
+      <w:r>
+        <w:rPr>
+          <w:color w:val="666666"/>
+          <w:sz w:val="20"/>
+          <w:szCs w:val="20"/>
+        </w:rPr>
+        <w:t xml:space="preserve"> → </w:t>
+      </w:r>
+      <w:r>
+        <w:rPr>
+          <w:b/>
+          <w:bCs/>
+          <w:color w:val="A32020"/>
+          <w:sz w:val="20"/>
+          <w:szCs w:val="20"/>
+        </w:rPr>
+        <w:t xml:space="preserve">capacity ramp (forging + Sanand + integrated facility)</w:t>
+      </w:r>
+      <w:r>
+        <w:rPr>
+          <w:color w:val="666666"/>
+          <w:sz w:val="20"/>
+          <w:szCs w:val="20"/>
+        </w:rPr>
+        <w:t xml:space="preserve"> → </w:t>
+      </w:r>
+      <w:r>
+        <w:rPr>
+          <w:b w:val="false"/>
+          <w:bCs w:val="false"/>
+          <w:sz w:val="20"/>
+          <w:szCs w:val="20"/>
+        </w:rPr>
+        <w:t xml:space="preserve">revenue conversion</w:t>
+      </w:r>
+      <w:r>
+        <w:rPr>
+          <w:color w:val="666666"/>
+          <w:sz w:val="20"/>
+          <w:szCs w:val="20"/>
+        </w:rPr>
+        <w:t xml:space="preserve"> → </w:t>
+      </w:r>
+      <w:r>
+        <w:rPr>
+          <w:b w:val="false"/>
+          <w:bCs w:val="false"/>
+          <w:sz w:val="20"/>
+          <w:szCs w:val="20"/>
+        </w:rPr>
+        <w:t xml:space="preserve">defence/marine mix shift</w:t>
+      </w:r>
+      <w:r>
+        <w:rPr>
+          <w:color w:val="666666"/>
+          <w:sz w:val="20"/>
+          <w:szCs w:val="20"/>
+        </w:rPr>
+        <w:t xml:space="preserve"> → </w:t>
+      </w:r>
+      <w:r>
+        <w:rPr>
+          <w:b w:val="false"/>
+          <w:bCs w:val="false"/>
+          <w:sz w:val="20"/>
+          <w:szCs w:val="20"/>
+        </w:rPr>
+        <w:t xml:space="preserve">blended OPM ~18% held</w:t>
+      </w:r>
+      <w:r>
+        <w:rPr>
+          <w:color w:val="666666"/>
+          <w:sz w:val="20"/>
+          <w:szCs w:val="20"/>
+        </w:rPr>
+        <w:t xml:space="preserve"> → </w:t>
+      </w:r>
+      <w:r>
+        <w:rPr>
+          <w:b w:val="false"/>
+          <w:bCs w:val="false"/>
+          <w:sz w:val="20"/>
+          <w:szCs w:val="20"/>
+        </w:rPr>
+        <w:t xml:space="preserve">PAT</w:t>
+      </w:r>
+      <w:r>
+        <w:rPr>
+          <w:color w:val="666666"/>
+          <w:sz w:val="20"/>
+          <w:szCs w:val="20"/>
+        </w:rPr>
+        <w:t xml:space="preserve"> → </w:t>
+      </w:r>
+      <w:r>
+        <w:rPr>
+          <w:b w:val="false"/>
+          <w:bCs w:val="false"/>
+          <w:sz w:val="20"/>
+          <w:szCs w:val="20"/>
+        </w:rPr>
+        <w:t xml:space="preserve">FCF (negative until capex cycle ends)</w:t>
+      </w:r>
+    </w:p>
+    <w:p>
+      <w:pPr>
+        <w:spacing w:after="120"/>
+      </w:pPr>
+      <w:r>
+        <w:rPr>
+          <w:color w:val="666666"/>
+          <w:sz w:val="18"/>
+          <w:szCs w:val="18"/>
+        </w:rPr>
+        <w:t xml:space="preserve">Bottleneck link: capacity ramp (forging + Sanand + integrated facility).</w:t>
+      </w:r>
+    </w:p>
+    <w:p>
+      <w:pPr>
+        <w:spacing w:after="120"/>
+      </w:pPr>
+      <w:r>
+        <w:rPr>
+          <w:color w:val="666666"/>
+          <w:sz w:val="18"/>
+          <w:szCs w:val="18"/>
+        </w:rPr>
+        <w:t xml:space="preserve">Operating leverage: unclear - OPM has been flat ~18% while revenue tripled, so leverage is offset by mix/cost; management expects mix to drive future margin, not scale</w:t>
+      </w:r>
+    </w:p>
+    <w:p>
+      <w:pPr>
+        <w:spacing w:after="120"/>
+      </w:pPr>
+      <w:r>
+        <w:rPr>
+          <w:color w:val="666666"/>
+          <w:sz w:val="18"/>
+          <w:szCs w:val="18"/>
+        </w:rPr>
+        <w:t xml:space="preserve">Evidenced: order book (~Rs 1,200 Cr); revenue conversion; blended OPM ~18% held. Still assumed: capacity ramp (forging + Sanand + integrated facility); defence/marine mix shift; FCF (negative until capex cycle ends).</w:t>
+      </w:r>
+    </w:p>
+    <w:p>
+      <w:pPr>
+        <w:spacing w:after="120"/>
+      </w:pPr>
+      <w:r>
+        <w:rPr>
+          <w:b/>
+          <w:bCs/>
+          <w:sz w:val="20"/>
+          <w:szCs w:val="20"/>
+        </w:rPr>
+        <w:t xml:space="preserve">Market expectation vs. our path:</w:t>
       </w:r>
     </w:p>
     <w:tbl>
@@ -319,125 +1413,287 @@
                 <w:b/>
                 <w:bCs/>
               </w:rPr>
-              <w:t xml:space="preserve">Theme</w:t>
-            </w:r>
-          </w:p>
-        </w:tc>
-        <w:tc>
-          <w:tcPr>
-            <w:tcW w:type="dxa" w:w="5800"/>
-          </w:tcPr>
-          <w:p>
-            <w:r>
-              <w:t xml:space="preserve">Precision machined/forged components for auto, defence, marine, renewables</w:t>
-            </w:r>
-          </w:p>
-        </w:tc>
-      </w:tr>
-      <w:tr>
-        <w:tc>
-          <w:tcPr>
-            <w:tcW w:type="dxa" w:w="3200"/>
-            <w:shd w:fill="F2F2F2" w:val="clear"/>
-          </w:tcPr>
-          <w:p>
-            <w:r>
-              <w:rPr>
-                <w:b/>
-                <w:bCs/>
-              </w:rPr>
-              <w:t xml:space="preserve">This company's position</w:t>
-            </w:r>
-          </w:p>
-        </w:tc>
-        <w:tc>
-          <w:tcPr>
-            <w:tcW w:type="dxa" w:w="5800"/>
-          </w:tcPr>
-          <w:p>
-            <w:r>
-              <w:t xml:space="preserve">Tier-2/Tier-1 component supplier; nominated auto business is sticky, defence/marine is the value-add push</w:t>
-            </w:r>
-          </w:p>
-        </w:tc>
-      </w:tr>
-      <w:tr>
-        <w:tc>
-          <w:tcPr>
-            <w:tcW w:type="dxa" w:w="3200"/>
-            <w:shd w:fill="F2F2F2" w:val="clear"/>
-          </w:tcPr>
-          <w:p>
-            <w:r>
-              <w:rPr>
-                <w:b/>
-                <w:bCs/>
-              </w:rPr>
-              <w:t xml:space="preserve">Bottleneck node (pricing power)</w:t>
-            </w:r>
-          </w:p>
-        </w:tc>
-        <w:tc>
-          <w:tcPr>
-            <w:tcW w:type="dxa" w:w="5800"/>
-          </w:tcPr>
-          <w:p>
-            <w:r>
-              <w:t xml:space="preserve">Skilled shop-floor machining capacity and defence/marine qualification (long approval cycles)</w:t>
-            </w:r>
-          </w:p>
-        </w:tc>
-      </w:tr>
-      <w:tr>
-        <w:tc>
-          <w:tcPr>
-            <w:tcW w:type="dxa" w:w="3200"/>
-            <w:shd w:fill="F2F2F2" w:val="clear"/>
-          </w:tcPr>
-          <w:p>
-            <w:r>
-              <w:rPr>
-                <w:b/>
-                <w:bCs/>
-              </w:rPr>
-              <w:t xml:space="preserve">Supply-side status</w:t>
-            </w:r>
-          </w:p>
-        </w:tc>
-        <w:tc>
-          <w:tcPr>
-            <w:tcW w:type="dxa" w:w="5800"/>
-          </w:tcPr>
-          <w:p>
-            <w:r>
-              <w:t xml:space="preserve">adding</w:t>
-            </w:r>
-          </w:p>
-        </w:tc>
-      </w:tr>
-      <w:tr>
-        <w:tc>
-          <w:tcPr>
-            <w:tcW w:type="dxa" w:w="3200"/>
-            <w:shd w:fill="F2F2F2" w:val="clear"/>
-          </w:tcPr>
-          <w:p>
-            <w:r>
-              <w:rPr>
-                <w:b/>
-                <w:bCs/>
-              </w:rPr>
-              <w:t xml:space="preserve">Adjacent-node peers</w:t>
-            </w:r>
-          </w:p>
-        </w:tc>
-        <w:tc>
-          <w:tcPr>
-            <w:tcW w:type="dxa" w:w="5800"/>
-          </w:tcPr>
-          <w:p>
-            <w:r>
-              <w:t xml:space="preserve">Sansera Engineering, RACL Geartech, MM Forgings, Bharat Forge</w:t>
+              <w:t xml:space="preserve">As of</w:t>
+            </w:r>
+          </w:p>
+        </w:tc>
+        <w:tc>
+          <w:tcPr>
+            <w:tcW w:type="dxa" w:w="5800"/>
+          </w:tcPr>
+          <w:p>
+            <w:r>
+              <w:t xml:space="preserve">2026-09-08</w:t>
+            </w:r>
+          </w:p>
+        </w:tc>
+      </w:tr>
+      <w:tr>
+        <w:tc>
+          <w:tcPr>
+            <w:tcW w:type="dxa" w:w="3200"/>
+            <w:shd w:fill="F2F2F2" w:val="clear"/>
+          </w:tcPr>
+          <w:p>
+            <w:r>
+              <w:rPr>
+                <w:b/>
+                <w:bCs/>
+              </w:rPr>
+              <w:t xml:space="preserve">Price / multiple</w:t>
+            </w:r>
+          </w:p>
+        </w:tc>
+        <w:tc>
+          <w:tcPr>
+            <w:tcW w:type="dxa" w:w="5800"/>
+          </w:tcPr>
+          <w:p>
+            <w:r>
+              <w:t xml:space="preserve">69x P/E</w:t>
+            </w:r>
+          </w:p>
+        </w:tc>
+      </w:tr>
+      <w:tr>
+        <w:tc>
+          <w:tcPr>
+            <w:tcW w:type="dxa" w:w="3200"/>
+            <w:shd w:fill="F2F2F2" w:val="clear"/>
+          </w:tcPr>
+          <w:p>
+            <w:r>
+              <w:rPr>
+                <w:b/>
+                <w:bCs/>
+              </w:rPr>
+              <w:t xml:space="preserve">Right valuation lens</w:t>
+            </w:r>
+          </w:p>
+        </w:tc>
+        <w:tc>
+          <w:tcPr>
+            <w:tcW w:type="dxa" w:w="5800"/>
+          </w:tcPr>
+          <w:p>
+            <w:r>
+              <w:t xml:space="preserve">P/E</w:t>
+            </w:r>
+          </w:p>
+        </w:tc>
+      </w:tr>
+      <w:tr>
+        <w:tc>
+          <w:tcPr>
+            <w:tcW w:type="dxa" w:w="3200"/>
+            <w:shd w:fill="F2F2F2" w:val="clear"/>
+          </w:tcPr>
+          <w:p>
+            <w:r>
+              <w:rPr>
+                <w:b/>
+                <w:bCs/>
+              </w:rPr>
+              <w:t xml:space="preserve">Price implies</w:t>
+            </w:r>
+          </w:p>
+        </w:tc>
+        <w:tc>
+          <w:tcPr>
+            <w:tcW w:type="dxa" w:w="5800"/>
+          </w:tcPr>
+          <w:p>
+            <w:r>
+              <w:t xml:space="preserve">~69x trailing implies ~35-40% EPS CAGR FY26-28 to be fair against a ~25x exit as it graduates from SME; order book + Sanand make FY27-28 plausible, beyond that is a bet on the defence/marine mix</w:t>
+            </w:r>
+          </w:p>
+        </w:tc>
+      </w:tr>
+      <w:tr>
+        <w:tc>
+          <w:tcPr>
+            <w:tcW w:type="dxa" w:w="3200"/>
+            <w:shd w:fill="F2F2F2" w:val="clear"/>
+          </w:tcPr>
+          <w:p>
+            <w:r>
+              <w:rPr>
+                <w:b/>
+                <w:bCs/>
+              </w:rPr>
+              <w:t xml:space="preserve">Our FY27</w:t>
+            </w:r>
+          </w:p>
+        </w:tc>
+        <w:tc>
+          <w:tcPr>
+            <w:tcW w:type="dxa" w:w="5800"/>
+          </w:tcPr>
+          <w:p>
+            <w:r>
+              <w:t xml:space="preserve">revenue +45-55% (Rs 320-340 Cr), OPM ~17-18%, PAT +50%+</w:t>
+            </w:r>
+          </w:p>
+        </w:tc>
+      </w:tr>
+      <w:tr>
+        <w:tc>
+          <w:tcPr>
+            <w:tcW w:type="dxa" w:w="3200"/>
+            <w:shd w:fill="F2F2F2" w:val="clear"/>
+          </w:tcPr>
+          <w:p>
+            <w:r>
+              <w:rPr>
+                <w:b/>
+                <w:bCs/>
+              </w:rPr>
+              <w:t xml:space="preserve">Our FY28</w:t>
+            </w:r>
+          </w:p>
+        </w:tc>
+        <w:tc>
+          <w:tcPr>
+            <w:tcW w:type="dxa" w:w="5800"/>
+          </w:tcPr>
+          <w:p>
+            <w:r>
+              <w:t xml:space="preserve">revenue +30-40% as Sanand + integrated facility contribute; OPM sustainability the swing factor</w:t>
+            </w:r>
+          </w:p>
+        </w:tc>
+      </w:tr>
+      <w:tr>
+        <w:tc>
+          <w:tcPr>
+            <w:tcW w:type="dxa" w:w="3200"/>
+            <w:shd w:fill="F2F2F2" w:val="clear"/>
+          </w:tcPr>
+          <w:p>
+            <w:r>
+              <w:rPr>
+                <w:b/>
+                <w:bCs/>
+              </w:rPr>
+              <w:t xml:space="preserve">Gap direction</w:t>
+            </w:r>
+          </w:p>
+        </w:tc>
+        <w:tc>
+          <w:tcPr>
+            <w:tcW w:type="dxa" w:w="5800"/>
+          </w:tcPr>
+          <w:p>
+            <w:r>
+              <w:t xml:space="preserve">priced-in</w:t>
+            </w:r>
+          </w:p>
+        </w:tc>
+      </w:tr>
+      <w:tr>
+        <w:tc>
+          <w:tcPr>
+            <w:tcW w:type="dxa" w:w="3200"/>
+            <w:shd w:fill="F2F2F2" w:val="clear"/>
+          </w:tcPr>
+          <w:p>
+            <w:r>
+              <w:rPr>
+                <w:b/>
+                <w:bCs/>
+              </w:rPr>
+              <w:t xml:space="preserve">Gap type</w:t>
+            </w:r>
+          </w:p>
+        </w:tc>
+        <w:tc>
+          <w:tcPr>
+            <w:tcW w:type="dxa" w:w="5800"/>
+          </w:tcPr>
+          <w:p>
+            <w:r>
+              <w:t xml:space="preserve">margin</w:t>
+            </w:r>
+          </w:p>
+        </w:tc>
+      </w:tr>
+      <w:tr>
+        <w:tc>
+          <w:tcPr>
+            <w:tcW w:type="dxa" w:w="3200"/>
+            <w:shd w:fill="F2F2F2" w:val="clear"/>
+          </w:tcPr>
+          <w:p>
+            <w:r>
+              <w:rPr>
+                <w:b/>
+                <w:bCs/>
+              </w:rPr>
+              <w:t xml:space="preserve">Gap magnitude</w:t>
+            </w:r>
+          </w:p>
+        </w:tc>
+        <w:tc>
+          <w:tcPr>
+            <w:tcW w:type="dxa" w:w="5800"/>
+          </w:tcPr>
+          <w:p>
+            <w:r>
+              <w:t xml:space="preserve">not estimable</w:t>
+            </w:r>
+          </w:p>
+        </w:tc>
+      </w:tr>
+      <w:tr>
+        <w:tc>
+          <w:tcPr>
+            <w:tcW w:type="dxa" w:w="3200"/>
+            <w:shd w:fill="F2F2F2" w:val="clear"/>
+          </w:tcPr>
+          <w:p>
+            <w:r>
+              <w:rPr>
+                <w:b/>
+                <w:bCs/>
+              </w:rPr>
+              <w:t xml:space="preserve">Gap basis</w:t>
+            </w:r>
+          </w:p>
+        </w:tc>
+        <w:tc>
+          <w:tcPr>
+            <w:tcW w:type="dxa" w:w="5800"/>
+          </w:tcPr>
+          <w:p>
+            <w:r>
+              <w:t xml:space="preserve">near-term growth is visible and roughly in the multiple; the market is also paying for the mix-driven margin story and for the job-work question to resolve benign</w:t>
+            </w:r>
+          </w:p>
+        </w:tc>
+      </w:tr>
+      <w:tr>
+        <w:tc>
+          <w:tcPr>
+            <w:tcW w:type="dxa" w:w="3200"/>
+            <w:shd w:fill="F2F2F2" w:val="clear"/>
+          </w:tcPr>
+          <w:p>
+            <w:r>
+              <w:rPr>
+                <w:b/>
+                <w:bCs/>
+              </w:rPr>
+              <w:t xml:space="preserve">Evidence quality</w:t>
+            </w:r>
+          </w:p>
+        </w:tc>
+        <w:tc>
+          <w:tcPr>
+            <w:tcW w:type="dxa" w:w="5800"/>
+          </w:tcPr>
+          <w:p>
+            <w:r>
+              <w:t xml:space="preserve">weak</w:t>
             </w:r>
           </w:p>
         </w:tc>
@@ -447,13 +1703,44 @@
       <w:pPr>
         <w:spacing w:after="120"/>
       </w:pPr>
+      <w:r>
+        <w:rPr>
+          <w:i/>
+          <w:iCs/>
+          <w:color w:val="666666"/>
+          <w:sz w:val="16"/>
+          <w:szCs w:val="16"/>
+        </w:rPr>
+        <w:t xml:space="preserve">no broker consensus; implied path is a reverse-P/E estimate + screener.in forward figures + VP thread view</w:t>
+      </w:r>
+    </w:p>
+    <w:p>
+      <w:pPr>
+        <w:spacing w:after="120" w:before="120"/>
+      </w:pPr>
+      <w:r>
+        <w:rPr>
+          <w:b/>
+          <w:bCs/>
+          <w:sz w:val="20"/>
+          <w:szCs w:val="20"/>
+        </w:rPr>
+        <w:t xml:space="preserve">Catalyst: </w:t>
+      </w:r>
+      <w:r>
+        <w:rPr>
+          <w:sz w:val="20"/>
+          <w:szCs w:val="20"/>
+        </w:rPr>
+        <w:t xml:space="preserve">FY27 annual concall + H2 FY27 prints: Sanand commissioning on schedule, OPM holding ~18%, and disclosure that clarifies in-house machining content vs job-work</w:t>
+      </w:r>
       <w:r>
         <w:rPr>
           <w:color w:val="666666"/>
           <w:sz w:val="18"/>
           <w:szCs w:val="18"/>
         </w:rPr>
-        <w:t xml:space="preserve">Order book implies the demand-side is secured; the open question is whether OBSC's own capacity/skill (vs outsourced job-work) can execute the machining content at the stated margins.</w:t>
+        <w:t xml:space="preserve"> (window ~9M from 2026-09-08; undated; evidence low; pending)</w:t>
       </w:r>
     </w:p>
     <w:p>
@@ -462,15 +1749,727 @@
         <w:spacing w:after="120" w:before="280"/>
       </w:pPr>
       <w:r>
-        <w:t xml:space="preserve">Technical Read (Weekly / Monthly MACD + Bollinger Bands, or RSI/CCI/Williams %R proxy)</w:t>
-      </w:r>
-    </w:p>
-    <w:p>
-      <w:pPr>
-        <w:spacing w:after="120"/>
-      </w:pPr>
-      <w:r>
-        <w:t xml:space="preserve">Not pulled — SME liquidity; stock has re-rated hard since IPO.</w:t>
+        <w:t xml:space="preserve">Ishmohit-Lens Checks (value chain · earnings quality · growth trajectory · management · quality metrics · track record · global-signal check)</w:t>
+      </w:r>
+    </w:p>
+    <w:p>
+      <w:pPr>
+        <w:spacing w:after="120"/>
+      </w:pPr>
+      <w:r>
+        <w:rPr>
+          <w:i/>
+          <w:iCs/>
+          <w:color w:val="666666"/>
+          <w:sz w:val="18"/>
+          <w:szCs w:val="18"/>
+        </w:rPr>
+        <w:t xml:space="preserve">Extra checks drawn from @ishmohit1 / SOIC methodology (playbook/ishmohit-soic-style.md): where the company sits in its value chain and what the supply side is doing, whether a margin/PAT inflection is structural or a cyclical peak, the rate-of-change of growth vs. what the multiple demands, and management quality as a positive attribute.</w:t>
+      </w:r>
+    </w:p>
+    <w:p>
+      <w:pPr>
+        <w:spacing w:after="120"/>
+      </w:pPr>
+      <w:r>
+        <w:rPr>
+          <w:b/>
+          <w:bCs/>
+          <w:sz w:val="20"/>
+          <w:szCs w:val="20"/>
+        </w:rPr>
+        <w:t xml:space="preserve">Value chain &amp; supply side:</w:t>
+      </w:r>
+    </w:p>
+    <w:tbl>
+      <w:tblPr>
+        <w:tblW w:type="dxa" w:w="9000"/>
+        <w:tblBorders>
+          <w:top w:val="single" w:color="auto" w:sz="4"/>
+          <w:left w:val="single" w:color="auto" w:sz="4"/>
+          <w:bottom w:val="single" w:color="auto" w:sz="4"/>
+          <w:right w:val="single" w:color="auto" w:sz="4"/>
+          <w:insideH w:val="single" w:color="auto" w:sz="4"/>
+          <w:insideV w:val="single" w:color="auto" w:sz="4"/>
+        </w:tblBorders>
+      </w:tblPr>
+      <w:tblGrid>
+        <w:gridCol w:w="3200"/>
+        <w:gridCol w:w="5800"/>
+      </w:tblGrid>
+      <w:tr>
+        <w:tc>
+          <w:tcPr>
+            <w:tcW w:type="dxa" w:w="3200"/>
+            <w:shd w:fill="F2F2F2" w:val="clear"/>
+          </w:tcPr>
+          <w:p>
+            <w:r>
+              <w:rPr>
+                <w:b/>
+                <w:bCs/>
+              </w:rPr>
+              <w:t xml:space="preserve">Theme</w:t>
+            </w:r>
+          </w:p>
+        </w:tc>
+        <w:tc>
+          <w:tcPr>
+            <w:tcW w:type="dxa" w:w="5800"/>
+          </w:tcPr>
+          <w:p>
+            <w:r>
+              <w:t xml:space="preserve">Precision machined/forged components for auto, defence, marine, renewables</w:t>
+            </w:r>
+          </w:p>
+        </w:tc>
+      </w:tr>
+      <w:tr>
+        <w:tc>
+          <w:tcPr>
+            <w:tcW w:type="dxa" w:w="3200"/>
+            <w:shd w:fill="F2F2F2" w:val="clear"/>
+          </w:tcPr>
+          <w:p>
+            <w:r>
+              <w:rPr>
+                <w:b/>
+                <w:bCs/>
+              </w:rPr>
+              <w:t xml:space="preserve">This company's position</w:t>
+            </w:r>
+          </w:p>
+        </w:tc>
+        <w:tc>
+          <w:tcPr>
+            <w:tcW w:type="dxa" w:w="5800"/>
+          </w:tcPr>
+          <w:p>
+            <w:r>
+              <w:t xml:space="preserve">Tier-2/Tier-1 component supplier; nominated auto business is sticky, defence/marine is the value-add push</w:t>
+            </w:r>
+          </w:p>
+        </w:tc>
+      </w:tr>
+      <w:tr>
+        <w:tc>
+          <w:tcPr>
+            <w:tcW w:type="dxa" w:w="3200"/>
+            <w:shd w:fill="F2F2F2" w:val="clear"/>
+          </w:tcPr>
+          <w:p>
+            <w:r>
+              <w:rPr>
+                <w:b/>
+                <w:bCs/>
+              </w:rPr>
+              <w:t xml:space="preserve">Bottleneck node (pricing power)</w:t>
+            </w:r>
+          </w:p>
+        </w:tc>
+        <w:tc>
+          <w:tcPr>
+            <w:tcW w:type="dxa" w:w="5800"/>
+          </w:tcPr>
+          <w:p>
+            <w:r>
+              <w:t xml:space="preserve">Skilled shop-floor machining capacity and defence/marine qualification (long approval cycles)</w:t>
+            </w:r>
+          </w:p>
+        </w:tc>
+      </w:tr>
+      <w:tr>
+        <w:tc>
+          <w:tcPr>
+            <w:tcW w:type="dxa" w:w="3200"/>
+            <w:shd w:fill="F2F2F2" w:val="clear"/>
+          </w:tcPr>
+          <w:p>
+            <w:r>
+              <w:rPr>
+                <w:b/>
+                <w:bCs/>
+              </w:rPr>
+              <w:t xml:space="preserve">Supply-side status</w:t>
+            </w:r>
+          </w:p>
+        </w:tc>
+        <w:tc>
+          <w:tcPr>
+            <w:tcW w:type="dxa" w:w="5800"/>
+          </w:tcPr>
+          <w:p>
+            <w:r>
+              <w:t xml:space="preserve">adding</w:t>
+            </w:r>
+          </w:p>
+        </w:tc>
+      </w:tr>
+      <w:tr>
+        <w:tc>
+          <w:tcPr>
+            <w:tcW w:type="dxa" w:w="3200"/>
+            <w:shd w:fill="F2F2F2" w:val="clear"/>
+          </w:tcPr>
+          <w:p>
+            <w:r>
+              <w:rPr>
+                <w:b/>
+                <w:bCs/>
+              </w:rPr>
+              <w:t xml:space="preserve">Adjacent-node peers</w:t>
+            </w:r>
+          </w:p>
+        </w:tc>
+        <w:tc>
+          <w:tcPr>
+            <w:tcW w:type="dxa" w:w="5800"/>
+          </w:tcPr>
+          <w:p>
+            <w:r>
+              <w:t xml:space="preserve">Sansera Engineering, RACL Geartech, MM Forgings, Bharat Forge</w:t>
+            </w:r>
+          </w:p>
+        </w:tc>
+      </w:tr>
+    </w:tbl>
+    <w:p>
+      <w:pPr>
+        <w:spacing w:after="120"/>
+      </w:pPr>
+      <w:r>
+        <w:rPr>
+          <w:color w:val="666666"/>
+          <w:sz w:val="18"/>
+          <w:szCs w:val="18"/>
+        </w:rPr>
+        <w:t xml:space="preserve">Order book implies the demand-side is secured; the open question is whether OBSC's own capacity/skill (vs outsourced job-work) can execute the machining content at the stated margins.</w:t>
+      </w:r>
+    </w:p>
+    <w:p>
+      <w:pPr>
+        <w:spacing w:after="60" w:before="120"/>
+      </w:pPr>
+      <w:r>
+        <w:rPr>
+          <w:b/>
+          <w:bCs/>
+          <w:sz w:val="20"/>
+          <w:szCs w:val="20"/>
+        </w:rPr>
+        <w:t xml:space="preserve">Earnings quality: </w:t>
+      </w:r>
+      <w:r>
+        <w:rPr>
+          <w:sz w:val="20"/>
+          <w:szCs w:val="20"/>
+        </w:rPr>
+        <w:t xml:space="preserve">margin driver mixed</w:t>
+      </w:r>
+      <w:r>
+        <w:rPr>
+          <w:b/>
+          <w:bCs/>
+          <w:color w:val="A32020"/>
+          <w:sz w:val="20"/>
+          <w:szCs w:val="20"/>
+        </w:rPr>
+        <w:t xml:space="preserve"/>
+      </w:r>
+    </w:p>
+    <w:p>
+      <w:pPr>
+        <w:spacing w:after="120"/>
+      </w:pPr>
+      <w:r>
+        <w:rPr>
+          <w:color w:val="666666"/>
+          <w:sz w:val="18"/>
+          <w:szCs w:val="18"/>
+        </w:rPr>
+        <w:t xml:space="preserve">Drivers: defence/marine and export mix (higher value-add than nominated auto); low reported employee cost (structurally below peers - possibly job-work outsourcing); operating leverage on a fast-growing revenue base.</w:t>
+      </w:r>
+    </w:p>
+    <w:p>
+      <w:pPr>
+        <w:spacing w:after="120"/>
+      </w:pPr>
+      <w:r>
+        <w:rPr>
+          <w:color w:val="666666"/>
+          <w:sz w:val="18"/>
+          <w:szCs w:val="18"/>
+        </w:rPr>
+        <w:t xml:space="preserve">OPM ~18% has held for 3 years and into Q1FY27, so it is not an obvious spike above a through-cycle level. The risk is not mean-reversion from a peak but that the margin is partly an artefact of outsourced job-work rather than owned machining - a quality question, not a peak-cycle question.</w:t>
+      </w:r>
+    </w:p>
+    <w:p>
+      <w:pPr>
+        <w:spacing w:after="60" w:before="120"/>
+      </w:pPr>
+      <w:r>
+        <w:rPr>
+          <w:b/>
+          <w:bCs/>
+          <w:sz w:val="20"/>
+          <w:szCs w:val="20"/>
+        </w:rPr>
+        <w:t xml:space="preserve">Growth trajectory: </w:t>
+      </w:r>
+      <w:r>
+        <w:rPr>
+          <w:b w:val="false"/>
+          <w:bCs w:val="false"/>
+          <w:sz w:val="20"/>
+          <w:szCs w:val="20"/>
+        </w:rPr>
+        <w:t xml:space="preserve">YoY growth rate is accelerating</w:t>
+      </w:r>
+    </w:p>
+    <w:p>
+      <w:pPr>
+        <w:spacing w:after="120"/>
+      </w:pPr>
+      <w:r>
+        <w:rPr>
+          <w:color w:val="666666"/>
+          <w:sz w:val="18"/>
+          <w:szCs w:val="18"/>
+        </w:rPr>
+        <w:t xml:space="preserve">Annual revenue YoY: FY23 +70%, FY24 +21%, FY25 +23%, FY26 +54%; recent quarterly YoY running +50-85% (Q1FY27 +84.5%). Order book ~5.5x revenue underpins continued high growth into FY27-28.</w:t>
+      </w:r>
+    </w:p>
+    <w:p>
+      <w:pPr>
+        <w:spacing w:after="120"/>
+      </w:pPr>
+      <w:r>
+        <w:rPr>
+          <w:color w:val="666666"/>
+          <w:sz w:val="18"/>
+          <w:szCs w:val="18"/>
+        </w:rPr>
+        <w:t xml:space="preserve">Reverse P/E: ~69x trailing needs ~35-40% EPS CAGR FY26-28 at a ~25x SME-graduating exit; the order book and Sanand ramp support that near-term, but the multiple leaves nothing for the job-work/margin question going the wrong way</w:t>
+      </w:r>
+    </w:p>
+    <w:p>
+      <w:pPr>
+        <w:spacing w:after="120"/>
+      </w:pPr>
+      <w:r>
+        <w:rPr>
+          <w:b/>
+          <w:bCs/>
+          <w:sz w:val="20"/>
+          <w:szCs w:val="20"/>
+        </w:rPr>
+        <w:t xml:space="preserve">Management quality (TVGP's "P"):</w:t>
+      </w:r>
+    </w:p>
+    <w:tbl>
+      <w:tblPr>
+        <w:tblW w:type="dxa" w:w="9000"/>
+        <w:tblBorders>
+          <w:top w:val="single" w:color="auto" w:sz="4"/>
+          <w:left w:val="single" w:color="auto" w:sz="4"/>
+          <w:bottom w:val="single" w:color="auto" w:sz="4"/>
+          <w:right w:val="single" w:color="auto" w:sz="4"/>
+          <w:insideH w:val="single" w:color="auto" w:sz="4"/>
+          <w:insideV w:val="single" w:color="auto" w:sz="4"/>
+        </w:tblBorders>
+      </w:tblPr>
+      <w:tblGrid>
+        <w:gridCol w:w="3200"/>
+        <w:gridCol w:w="5800"/>
+      </w:tblGrid>
+      <w:tr>
+        <w:tc>
+          <w:tcPr>
+            <w:tcW w:type="dxa" w:w="3200"/>
+            <w:shd w:fill="F2F2F2" w:val="clear"/>
+          </w:tcPr>
+          <w:p>
+            <w:r>
+              <w:rPr>
+                <w:b/>
+                <w:bCs/>
+              </w:rPr>
+              <w:t xml:space="preserve">Assessment</w:t>
+            </w:r>
+          </w:p>
+        </w:tc>
+        <w:tc>
+          <w:tcPr>
+            <w:tcW w:type="dxa" w:w="5800"/>
+          </w:tcPr>
+          <w:p>
+            <w:r>
+              <w:t xml:space="preserve">neutral</w:t>
+            </w:r>
+          </w:p>
+        </w:tc>
+      </w:tr>
+      <w:tr>
+        <w:tc>
+          <w:tcPr>
+            <w:tcW w:type="dxa" w:w="3200"/>
+            <w:shd w:fill="F2F2F2" w:val="clear"/>
+          </w:tcPr>
+          <w:p>
+            <w:r>
+              <w:rPr>
+                <w:b/>
+                <w:bCs/>
+              </w:rPr>
+              <w:t xml:space="preserve">Capital allocation</w:t>
+            </w:r>
+          </w:p>
+        </w:tc>
+        <w:tc>
+          <w:tcPr>
+            <w:tcW w:type="dxa" w:w="5800"/>
+          </w:tcPr>
+          <w:p>
+            <w:r>
+              <w:t xml:space="preserve">All reinvestment is in-domain (forging, machining capacity, integrated facility); incremental ROCE has held ~19-20% while scaling 3x, so the reinvestment is earning its keep so far. But FCF is deeply negative and the biggest capex (integrated facility) is still ahead - the discipline claim is unproven through a full cycle. (neutral)</w:t>
+            </w:r>
+          </w:p>
+        </w:tc>
+      </w:tr>
+      <w:tr>
+        <w:tc>
+          <w:tcPr>
+            <w:tcW w:type="dxa" w:w="3200"/>
+            <w:shd w:fill="F2F2F2" w:val="clear"/>
+          </w:tcPr>
+          <w:p>
+            <w:r>
+              <w:rPr>
+                <w:b/>
+                <w:bCs/>
+              </w:rPr>
+              <w:t xml:space="preserve">Related-party trend</w:t>
+            </w:r>
+          </w:p>
+        </w:tc>
+        <w:tc>
+          <w:tcPr>
+            <w:tcW w:type="dxa" w:w="5800"/>
+          </w:tcPr>
+          <w:p>
+            <w:r>
+              <w:t xml:space="preserve">unclear</w:t>
+            </w:r>
+          </w:p>
+        </w:tc>
+      </w:tr>
+      <w:tr>
+        <w:tc>
+          <w:tcPr>
+            <w:tcW w:type="dxa" w:w="3200"/>
+            <w:shd w:fill="F2F2F2" w:val="clear"/>
+          </w:tcPr>
+          <w:p>
+            <w:r>
+              <w:rPr>
+                <w:b/>
+                <w:bCs/>
+              </w:rPr>
+              <w:t xml:space="preserve">Guidance credibility</w:t>
+            </w:r>
+          </w:p>
+        </w:tc>
+        <w:tc>
+          <w:tcPr>
+            <w:tcW w:type="dxa" w:w="5800"/>
+          </w:tcPr>
+          <w:p>
+            <w:r>
+              <w:t xml:space="preserve">no-track-record</w:t>
+            </w:r>
+          </w:p>
+        </w:tc>
+      </w:tr>
+      <w:tr>
+        <w:tc>
+          <w:tcPr>
+            <w:tcW w:type="dxa" w:w="3200"/>
+            <w:shd w:fill="F2F2F2" w:val="clear"/>
+          </w:tcPr>
+          <w:p>
+            <w:r>
+              <w:rPr>
+                <w:b/>
+                <w:bCs/>
+              </w:rPr>
+              <w:t xml:space="preserve">Shareholder returns</w:t>
+            </w:r>
+          </w:p>
+        </w:tc>
+        <w:tc>
+          <w:tcPr>
+            <w:tcW w:type="dxa" w:w="5800"/>
+          </w:tcPr>
+          <w:p>
+            <w:r>
+              <w:t xml:space="preserve">none</w:t>
+            </w:r>
+          </w:p>
+        </w:tc>
+      </w:tr>
+      <w:tr>
+        <w:tc>
+          <w:tcPr>
+            <w:tcW w:type="dxa" w:w="3200"/>
+            <w:shd w:fill="F2F2F2" w:val="clear"/>
+          </w:tcPr>
+          <w:p>
+            <w:r>
+              <w:rPr>
+                <w:b/>
+                <w:bCs/>
+              </w:rPr>
+              <w:t xml:space="preserve">Capability ladder / VAP</w:t>
+            </w:r>
+          </w:p>
+        </w:tc>
+        <w:tc>
+          <w:tcPr>
+            <w:tcW w:type="dxa" w:w="5800"/>
+          </w:tcPr>
+          <w:p>
+            <w:r>
+              <w:t xml:space="preserve">Explicit push up the value curve - machining/casting -&gt; in-house forging -&gt; defence/marine/aerospace components; land acquired to consolidate 4-5 fragmented plants into one integrated facility</w:t>
+            </w:r>
+          </w:p>
+        </w:tc>
+      </w:tr>
+    </w:tbl>
+    <w:p>
+      <w:pPr>
+        <w:spacing w:after="120"/>
+      </w:pPr>
+      <w:r>
+        <w:rPr>
+          <w:b/>
+          <w:bCs/>
+          <w:sz w:val="20"/>
+          <w:szCs w:val="20"/>
+        </w:rPr>
+        <w:t xml:space="preserve">Quality metrics (ROCE · debt · FCF · margin · capex):</w:t>
+      </w:r>
+    </w:p>
+    <w:tbl>
+      <w:tblPr>
+        <w:tblW w:type="dxa" w:w="9000"/>
+        <w:tblBorders>
+          <w:top w:val="single" w:color="auto" w:sz="4"/>
+          <w:left w:val="single" w:color="auto" w:sz="4"/>
+          <w:bottom w:val="single" w:color="auto" w:sz="4"/>
+          <w:right w:val="single" w:color="auto" w:sz="4"/>
+          <w:insideH w:val="single" w:color="auto" w:sz="4"/>
+          <w:insideV w:val="single" w:color="auto" w:sz="4"/>
+        </w:tblBorders>
+      </w:tblPr>
+      <w:tblGrid>
+        <w:gridCol w:w="3200"/>
+        <w:gridCol w:w="5800"/>
+      </w:tblGrid>
+      <w:tr>
+        <w:tc>
+          <w:tcPr>
+            <w:tcW w:type="dxa" w:w="3200"/>
+            <w:shd w:fill="F2F2F2" w:val="clear"/>
+          </w:tcPr>
+          <w:p>
+            <w:r>
+              <w:rPr>
+                <w:b/>
+                <w:bCs/>
+              </w:rPr>
+              <w:t xml:space="preserve">Assessment</w:t>
+            </w:r>
+          </w:p>
+        </w:tc>
+        <w:tc>
+          <w:tcPr>
+            <w:tcW w:type="dxa" w:w="5800"/>
+          </w:tcPr>
+          <w:p>
+            <w:r>
+              <w:t xml:space="preserve">neutral</w:t>
+            </w:r>
+          </w:p>
+        </w:tc>
+      </w:tr>
+      <w:tr>
+        <w:tc>
+          <w:tcPr>
+            <w:tcW w:type="dxa" w:w="3200"/>
+            <w:shd w:fill="F2F2F2" w:val="clear"/>
+          </w:tcPr>
+          <w:p>
+            <w:r>
+              <w:rPr>
+                <w:b/>
+                <w:bCs/>
+              </w:rPr>
+              <w:t xml:space="preserve">ROCE</w:t>
+            </w:r>
+          </w:p>
+        </w:tc>
+        <w:tc>
+          <w:tcPr>
+            <w:tcW w:type="dxa" w:w="5800"/>
+          </w:tcPr>
+          <w:p>
+            <w:r>
+              <w:t xml:space="preserve">19.5% (stable)</w:t>
+            </w:r>
+          </w:p>
+        </w:tc>
+      </w:tr>
+      <w:tr>
+        <w:tc>
+          <w:tcPr>
+            <w:tcW w:type="dxa" w:w="3200"/>
+            <w:shd w:fill="F2F2F2" w:val="clear"/>
+          </w:tcPr>
+          <w:p>
+            <w:r>
+              <w:rPr>
+                <w:b/>
+                <w:bCs/>
+              </w:rPr>
+              <w:t xml:space="preserve">Leverage</w:t>
+            </w:r>
+          </w:p>
+        </w:tc>
+        <w:tc>
+          <w:tcPr>
+            <w:tcW w:type="dxa" w:w="5800"/>
+          </w:tcPr>
+          <w:p>
+            <w:r>
+              <w:t xml:space="preserve">Net debt/EBITDA 1x</w:t>
+            </w:r>
+          </w:p>
+        </w:tc>
+      </w:tr>
+      <w:tr>
+        <w:tc>
+          <w:tcPr>
+            <w:tcW w:type="dxa" w:w="3200"/>
+            <w:shd w:fill="F2F2F2" w:val="clear"/>
+          </w:tcPr>
+          <w:p>
+            <w:r>
+              <w:rPr>
+                <w:b/>
+                <w:bCs/>
+              </w:rPr>
+              <w:t xml:space="preserve">FCF conversion</w:t>
+            </w:r>
+          </w:p>
+        </w:tc>
+        <w:tc>
+          <w:tcPr>
+            <w:tcW w:type="dxa" w:w="5800"/>
+          </w:tcPr>
+          <w:p>
+            <w:r>
+              <w:t xml:space="preserve">-120%</w:t>
+            </w:r>
+          </w:p>
+        </w:tc>
+      </w:tr>
+      <w:tr>
+        <w:tc>
+          <w:tcPr>
+            <w:tcW w:type="dxa" w:w="3200"/>
+            <w:shd w:fill="F2F2F2" w:val="clear"/>
+          </w:tcPr>
+          <w:p>
+            <w:r>
+              <w:rPr>
+                <w:b/>
+                <w:bCs/>
+              </w:rPr>
+              <w:t xml:space="preserve">Margin trend</w:t>
+            </w:r>
+          </w:p>
+        </w:tc>
+        <w:tc>
+          <w:tcPr>
+            <w:tcW w:type="dxa" w:w="5800"/>
+          </w:tcPr>
+          <w:p>
+            <w:r>
+              <w:t xml:space="preserve">stable</w:t>
+            </w:r>
+          </w:p>
+        </w:tc>
+      </w:tr>
+      <w:tr>
+        <w:tc>
+          <w:tcPr>
+            <w:tcW w:type="dxa" w:w="3200"/>
+            <w:shd w:fill="F2F2F2" w:val="clear"/>
+          </w:tcPr>
+          <w:p>
+            <w:r>
+              <w:rPr>
+                <w:b/>
+                <w:bCs/>
+              </w:rPr>
+              <w:t xml:space="preserve">Capex efficiency</w:t>
+            </w:r>
+          </w:p>
+        </w:tc>
+        <w:tc>
+          <w:tcPr>
+            <w:tcW w:type="dxa" w:w="5800"/>
+          </w:tcPr>
+          <w:p>
+            <w:r>
+              <w:t xml:space="preserve">productive</w:t>
+            </w:r>
+          </w:p>
+        </w:tc>
+      </w:tr>
+    </w:tbl>
+    <w:p>
+      <w:pPr>
+        <w:spacing w:after="60" w:before="120"/>
+      </w:pPr>
+      <w:r>
+        <w:rPr>
+          <w:b/>
+          <w:bCs/>
+          <w:sz w:val="20"/>
+          <w:szCs w:val="20"/>
+        </w:rPr>
+        <w:t xml:space="preserve">Track record (Coffee Can persistence check): </w:t>
+      </w:r>
+      <w:r>
+        <w:rPr>
+          <w:sz w:val="20"/>
+          <w:szCs w:val="20"/>
+        </w:rPr>
+        <w:t xml:space="preserve">cleared revenue growth ≥10% AND ROCE ≥15% in 3 of the last 3 years (consistency_score 100)</w:t>
+      </w:r>
+    </w:p>
+    <w:p>
+      <w:pPr>
+        <w:spacing w:after="120"/>
+      </w:pPr>
+      <w:r>
+        <w:rPr>
+          <w:color w:val="666666"/>
+          <w:sz w:val="18"/>
+          <w:szCs w:val="18"/>
+        </w:rPr>
+        <w:t xml:space="preserve">FY24-FY26 each had revenue growth &gt;=20% and ROCE ~18-20% (&gt;=15%). FY22-FY23 pre-IPO figures are less reliable and FY23 OPM dipped to 10% with flat PAT, so not counted. The 3-year clean run is real but short, and the low-employee-cost anomaly is an open question over how 'real' the reported returns are.</w:t>
       </w:r>
     </w:p>
     <w:p>
@@ -479,6 +2478,23 @@
         <w:spacing w:after="120" w:before="280"/>
       </w:pPr>
       <w:r>
+        <w:t xml:space="preserve">Technical Read (Weekly / Monthly MACD + Bollinger Bands, or RSI/CCI/Williams %R proxy)</w:t>
+      </w:r>
+    </w:p>
+    <w:p>
+      <w:pPr>
+        <w:spacing w:after="120"/>
+      </w:pPr>
+      <w:r>
+        <w:t xml:space="preserve">Not pulled — SME liquidity; stock has re-rated hard since IPO.</w:t>
+      </w:r>
+    </w:p>
+    <w:p>
+      <w:pPr>
+        <w:pStyle w:val="Heading1"/>
+        <w:spacing w:after="120" w:before="280"/>
+      </w:pPr>
+      <w:r>
         <w:t xml:space="preserve">ValuePickr Community Signal</w:t>
       </w:r>
     </w:p>
@@ -666,7 +2682,7 @@
           <w:b/>
           <w:bCs/>
         </w:rPr>
-        <w:t xml:space="preserve">Small-cap (~Rs 2,238 Cr)</w:t>
+        <w:t xml:space="preserve">Small-cap (~Rs 2,180 Cr)</w:t>
       </w:r>
     </w:p>
     <w:p>
@@ -694,6 +2710,34 @@
     </w:p>
     <w:p>
       <w:pPr>
+        <w:spacing w:after="120"/>
+      </w:pPr>
+      <w:r>
+        <w:rPr>
+          <w:color w:val="666666"/>
+          <w:sz w:val="20"/>
+          <w:szCs w:val="20"/>
+        </w:rPr>
+        <w:t xml:space="preserve">4-box gate — tailwind: yes · TAM: yes · moat: weak · valuation: no  (score 2.5 / 4)</w:t>
+      </w:r>
+    </w:p>
+    <w:p>
+      <w:pPr>
+        <w:spacing w:after="120"/>
+      </w:pPr>
+      <w:r>
+        <w:rPr>
+          <w:i/>
+          <w:iCs/>
+          <w:color w:val="666666"/>
+          <w:sz w:val="20"/>
+          <w:szCs w:val="20"/>
+        </w:rPr>
+        <w:t xml:space="preserve">Defence/marine mix-shift (target 50% of revenue in 3-5yrs) is a real margin-accretive tailwind; Rs1,200cr order book (~5.5x revenue) supports tam; nominated-auto stickiness + defence/marine qualification cycles are a real barrier but unresolved whether in-house machining vs outsourced job-work (employee-cost anomaly) — moat weak; ~69x P/E / ~10x sales already prices near-flawless execution — valuation no. Score 2.5 -&gt; 'neither' by default, but the written exception in verdict_reasoning (live small-cap inflection: Q1FY27 rev +85%, order book ~5.5x, margins held ~18% for 3yrs) keeps 10x-in-2-3-years at Medium with an 'unconfirmed' caveat on margin genuineness.</w:t>
+      </w:r>
+    </w:p>
+    <w:p>
+      <w:pPr>
         <w:pStyle w:val="Heading1"/>
         <w:spacing w:after="120" w:before="280"/>
       </w:pPr>
@@ -712,7 +2756,7 @@
           <w:sz w:val="24"/>
           <w:szCs w:val="24"/>
         </w:rPr>
-        <w:t xml:space="preserve">Credible high-growth SME story — order book supports it, but valuation and the outsourcing/margin question keep conviction at Medium</w:t>
+        <w:t xml:space="preserve">Credible high-growth SME story — order book and now three years of held ~18% margins support it, but negative FCF, ~69x P/E and the outsourcing/margin question keep conviction at Medium</w:t>
       </w:r>
     </w:p>
     <w:p>

--- a/projects/valuepickr-open-screen/docs/OBSC Perfection.docx
+++ b/projects/valuepickr-open-screen/docs/OBSC Perfection.docx
@@ -2525,6 +2525,62 @@
           <w:szCs w:val="20"/>
         </w:rPr>
         <w:t xml:space="preserve">No trusted-roster users. Non-roster contributors raj1968, Chandragupta, manpritaurora, richbandit, Satishwe carried a substantive, mixed debate (loves 6-26). The X trigger (@LearningEleven, non-roster, stated holder — 'going from scale to scale') is a vetted tip, treated as informational only.</w:t>
+      </w:r>
+    </w:p>
+    <w:p>
+      <w:pPr>
+        <w:pStyle w:val="Heading1"/>
+        <w:spacing w:after="120" w:before="280"/>
+      </w:pPr>
+      <w:r>
+        <w:t xml:space="preserve">Trusted-User Signals (Ongoing)</w:t>
+      </w:r>
+    </w:p>
+    <w:p>
+      <w:pPr>
+        <w:spacing w:after="120"/>
+      </w:pPr>
+      <w:r>
+        <w:rPr>
+          <w:i/>
+          <w:iCs/>
+          <w:color w:val="666666"/>
+          <w:sz w:val="18"/>
+          <w:szCs w:val="18"/>
+        </w:rPr>
+        <w:t xml:space="preserve">Every time a trusted user expresses clear conviction on this stock, most recent first — this section accumulates over time, it isn't a one-time snapshot.</w:t>
+      </w:r>
+    </w:p>
+    <w:p>
+      <w:pPr>
+        <w:spacing w:after="100"/>
+      </w:pPr>
+      <w:r>
+        <w:rPr>
+          <w:b/>
+          <w:bCs/>
+          <w:sz w:val="20"/>
+          <w:szCs w:val="20"/>
+        </w:rPr>
+        <w:t xml:space="preserve">2026-09-09 — LearningEleven (X)</w:t>
+      </w:r>
+      <w:r>
+        <w:rPr>
+          <w:i/>
+          <w:iCs/>
+          <w:color w:val="666666"/>
+          <w:sz w:val="18"/>
+          <w:szCs w:val="18"/>
+        </w:rPr>
+        <w:t xml:space="preserve"> (X / @LearningEleven)</w:t>
+      </w:r>
+      <w:r>
+        <w:rPr>
+          <w:sz w:val="20"/>
+          <w:szCs w:val="20"/>
+        </w:rPr>
+        <w:br/>
+        <w:t xml:space="preserve">: AS9100D aerospace certification almost in the bag (mgmt guided 6mo ago, customers in discussion); constructive on next concall, notes stock still expensive on valuation.</w:t>
       </w:r>
     </w:p>
     <w:p>

--- a/projects/valuepickr-open-screen/docs/OBSC Perfection.docx
+++ b/projects/valuepickr-open-screen/docs/OBSC Perfection.docx
@@ -2870,6 +2870,171 @@
           <w:szCs w:val="18"/>
         </w:rPr>
         <w:t xml:space="preserve">This is independent research and analysis for informational purposes only, not personalized financial or investment advice. Past multi-bagger performance and forum/social sentiment are not indicators of future returns. Do your own due diligence before investing.</w:t>
+      </w:r>
+    </w:p>
+    <w:p/>
+    <w:p>
+      <w:r>
+        <w:rPr>
+          <w:b/>
+          <w:sz w:val="28"/>
+        </w:rPr>
+        <w:t>🔄 RESEARCH UPDATE - 2026-10-05</w:t>
+      </w:r>
+    </w:p>
+    <w:p>
+      <w:r>
+        <w:rPr>
+          <w:b/>
+        </w:rPr>
+        <w:t>📊 Key Metrics:</w:t>
+      </w:r>
+    </w:p>
+    <w:p>
+      <w:pPr>
+        <w:ind w:left="360"/>
+      </w:pPr>
+      <w:r>
+        <w:t xml:space="preserve">  • Company: OBSC Perfection Ltd</w:t>
+      </w:r>
+    </w:p>
+    <w:p>
+      <w:pPr>
+        <w:ind w:left="360"/>
+      </w:pPr>
+      <w:r>
+        <w:t xml:space="preserve">  • Conviction: Medium</w:t>
+      </w:r>
+    </w:p>
+    <w:p>
+      <w:pPr>
+        <w:ind w:left="360"/>
+      </w:pPr>
+      <w:r>
+        <w:t xml:space="preserve">  • Thesis: 10x-in-2-3-years</w:t>
+      </w:r>
+    </w:p>
+    <w:p>
+      <w:pPr>
+        <w:ind w:left="360"/>
+      </w:pPr>
+      <w:r>
+        <w:t xml:space="preserve">  • 4-Box Score: 2.5</w:t>
+      </w:r>
+    </w:p>
+    <w:p>
+      <w:pPr>
+        <w:ind w:left="360"/>
+      </w:pPr>
+      <w:r>
+        <w:t xml:space="preserve">  • Research Date: 2026-09-08</w:t>
+      </w:r>
+    </w:p>
+    <w:p>
+      <w:pPr>
+        <w:ind w:left="360"/>
+      </w:pPr>
+      <w:r>
+        <w:t xml:space="preserve">  • Red Flag: None</w:t>
+      </w:r>
+    </w:p>
+    <w:p/>
+    <w:p>
+      <w:r>
+        <w:rPr>
+          <w:b/>
+        </w:rPr>
+        <w:t>📝 Verdict:</w:t>
+      </w:r>
+    </w:p>
+    <w:p>
+      <w:pPr>
+        <w:ind w:left="360"/>
+      </w:pPr>
+      <w:r>
+        <w:t>Credible high-growth SME story — order book and now three years of held ~18% margins support it, but negative FCF, ~69x P/E and the outsourcing/margin question keep conviction at Medium</w:t>
+      </w:r>
+    </w:p>
+    <w:p/>
+    <w:p>
+      <w:r>
+        <w:rPr>
+          <w:b/>
+        </w:rPr>
+        <w:t>📈 Bull Case:</w:t>
+      </w:r>
+    </w:p>
+    <w:p>
+      <w:pPr>
+        <w:ind w:left="360"/>
+      </w:pPr>
+      <w:r>
+        <w:t>~Rs 1,200 Cr order book on ~Rs 190 Cr revenue, largely nominated (low cancellation risk), with a defence/marine mix shift that is margin-accretive</w:t>
+      </w:r>
+    </w:p>
+    <w:p>
+      <w:pPr>
+        <w:ind w:left="360"/>
+      </w:pPr>
+      <w:r>
+        <w:t>First in-house forging capacity augments existing machining/casting — a real capability step, with orders already in hand</w:t>
+      </w:r>
+    </w:p>
+    <w:p>
+      <w:pPr>
+        <w:ind w:left="360"/>
+      </w:pPr>
+      <w:r>
+        <w:t>~18% ROCE, ~25% growth, low debt, integrated-facility consolidation ahead</w:t>
+      </w:r>
+    </w:p>
+    <w:p>
+      <w:pPr>
+        <w:ind w:left="360"/>
+      </w:pPr>
+      <w:r>
+        <w:t>Parent's long-standing relationships with large auto-component groups underpin order flow</w:t>
+      </w:r>
+    </w:p>
+    <w:p/>
+    <w:p>
+      <w:r>
+        <w:rPr>
+          <w:b/>
+        </w:rPr>
+        <w:t>📉 Bear Case:</w:t>
+      </w:r>
+    </w:p>
+    <w:p>
+      <w:pPr>
+        <w:ind w:left="360"/>
+      </w:pPr>
+      <w:r>
+        <w:t>Employee cost is anomalously low vs precision-engineering peers — unresolved question over how much true machining is in-house vs outsourced job-work</w:t>
+      </w:r>
+    </w:p>
+    <w:p>
+      <w:pPr>
+        <w:ind w:left="360"/>
+      </w:pPr>
+      <w:r>
+        <w:t>~12x sales prices near-flawless multi-year execution; post-IPO SMEs frequently see margins fade</w:t>
+      </w:r>
+    </w:p>
+    <w:p>
+      <w:pPr>
+        <w:ind w:left="360"/>
+      </w:pPr>
+      <w:r>
+        <w:t>Once-a-year concall = thin disclosure; scaling complex machining/forging from a small, fragmented base is hard</w:t>
+      </w:r>
+    </w:p>
+    <w:p>
+      <w:pPr>
+        <w:ind w:left="360"/>
+      </w:pPr>
+      <w:r>
+        <w:t>Rising debtor days flagged; capex-funding and working-capital needs grow with the order book</w:t>
       </w:r>
     </w:p>
     <w:sectPr>
